--- a/Review_2_Report.docx
+++ b/Review_2_Report.docx
@@ -292,72 +292,82 @@
       </w:r>
     </w:p>
     <w:p>
-      <w:pPr>
-        <w:pStyle w:val="Heading2"/>
-      </w:pPr>
-      <w:r>
-        <w:t>1.1 Research questions</w:t>
-      </w:r>
-    </w:p>
-    <w:p>
-      <w:pPr>
-        <w:pStyle w:val="ListBullet"/>
-      </w:pPr>
-      <w:r>
-        <w:rPr>
-          <w:color w:val="000000"/>
-        </w:rPr>
-        <w:t>RQ1 — Can a single-CPU scheduler switch between FCFS, SJF, Round Robin and Priority at run time, using only information available at that instant?</w:t>
-      </w:r>
-    </w:p>
-    <w:p>
-      <w:pPr>
-        <w:pStyle w:val="ListBullet"/>
-      </w:pPr>
-      <w:r>
-        <w:rPr>
-          <w:color w:val="000000"/>
-        </w:rPr>
-        <w:t>RQ2 — Does such switching reduce mean waiting time relative to the fixed policies it switches between, once a context-switch cost is charged?</w:t>
-      </w:r>
-    </w:p>
-    <w:p>
-      <w:pPr>
-        <w:pStyle w:val="ListBullet"/>
-      </w:pPr>
-      <w:r>
-        <w:rPr>
-          <w:color w:val="000000"/>
-        </w:rPr>
-        <w:t>RQ3 — Does a learned switching policy add value over a hand-written adaptive rule that sees exactly the same observation?</w:t>
-      </w:r>
-    </w:p>
-    <w:p>
-      <w:pPr>
-        <w:pStyle w:val="ListBullet"/>
-      </w:pPr>
-      <w:r>
-        <w:rPr>
-          <w:color w:val="000000"/>
-        </w:rPr>
-        <w:t>RQ4 — Do any gains survive on a workload family that was never seen during training, and are they larger than the paired bootstrap noise?</w:t>
-      </w:r>
-    </w:p>
-    <w:p>
-      <w:pPr>
-        <w:pStyle w:val="Heading2"/>
-      </w:pPr>
-      <w:r>
-        <w:t>1.2 Methodology pipeline</w:t>
-      </w:r>
-    </w:p>
-    <w:p>
       <w:r>
         <w:rPr>
           <w:b w:val="0"/>
           <w:i w:val="0"/>
           <w:color w:val="000000"/>
         </w:rPr>
+        <w:t>The proposed system is a single-CPU, event-driven, runtime-adaptive CPU scheduler. Instead of committing one policy for the lifetime of a workload, it re-decides at every dispatch or Round-Robin quantum boundary which of four classical policies should govern the next execution segment of the same evolving trace, and does so from a strictly causal view of the machine. The rest of this section states the questions the system is built to answer, the pipeline that implements it, the information contract that keeps it honest, the state abstraction and objective it learns from, and the controls applied to every comparison.</w:t>
+      </w:r>
+    </w:p>
+    <w:p>
+      <w:pPr>
+        <w:pStyle w:val="Heading2"/>
+      </w:pPr>
+      <w:r>
+        <w:t>1.1 Research questions</w:t>
+      </w:r>
+    </w:p>
+    <w:p>
+      <w:pPr>
+        <w:pStyle w:val="ListBullet"/>
+      </w:pPr>
+      <w:r>
+        <w:rPr>
+          <w:color w:val="000000"/>
+        </w:rPr>
+        <w:t>RQ1 — Can a single-CPU scheduler switch between FCFS, SJF, Round Robin and Priority at run time, using only information available at that instant?</w:t>
+      </w:r>
+    </w:p>
+    <w:p>
+      <w:pPr>
+        <w:pStyle w:val="ListBullet"/>
+      </w:pPr>
+      <w:r>
+        <w:rPr>
+          <w:color w:val="000000"/>
+        </w:rPr>
+        <w:t>RQ2 — Does such switching reduce mean waiting time relative to the fixed policies it switches between, once a context-switch cost is charged?</w:t>
+      </w:r>
+    </w:p>
+    <w:p>
+      <w:pPr>
+        <w:pStyle w:val="ListBullet"/>
+      </w:pPr>
+      <w:r>
+        <w:rPr>
+          <w:color w:val="000000"/>
+        </w:rPr>
+        <w:t>RQ3 — Does a learned switching policy add value over a hand-written adaptive rule that sees exactly the same observation?</w:t>
+      </w:r>
+    </w:p>
+    <w:p>
+      <w:pPr>
+        <w:pStyle w:val="ListBullet"/>
+      </w:pPr>
+      <w:r>
+        <w:rPr>
+          <w:color w:val="000000"/>
+        </w:rPr>
+        <w:t>RQ4 — Do any gains survive on a workload family that was never seen during training, and are they larger than the paired bootstrap noise?</w:t>
+      </w:r>
+    </w:p>
+    <w:p>
+      <w:pPr>
+        <w:pStyle w:val="Heading2"/>
+      </w:pPr>
+      <w:r>
+        <w:t>1.2 Methodology pipeline</w:t>
+      </w:r>
+    </w:p>
+    <w:p>
+      <w:r>
+        <w:rPr>
+          <w:b w:val="0"/>
+          <w:i w:val="0"/>
+          <w:color w:val="000000"/>
+        </w:rPr>
         <w:t>The method is a closed loop between a discrete-event environment that owns the future and a controller that may see only the past and the present. Stages 3 to 7 run once per decision epoch inside a single trace; stage 8 runs once per experiment.</w:t>
       </w:r>
     </w:p>
@@ -368,7 +378,7 @@
           <w:color w:val="000000"/>
           <w:sz w:val="18"/>
         </w:rPr>
-        <w:t>Mermaid diagram — methodology pipeline (Figure 1.1)</w:t>
+        <w:t>Mermaid diagram — methodology pipeline (section 1.2)</w:t>
       </w:r>
     </w:p>
     <w:p>
@@ -1303,7 +1313,7 @@
           <w:color w:val="000000"/>
           <w:sz w:val="18"/>
         </w:rPr>
-        <w:t>Mermaid diagram — system architecture (Figure 2.1)</w:t>
+        <w:t>Mermaid diagram — system architecture (section 2)</w:t>
       </w:r>
     </w:p>
     <w:p>
@@ -2350,7 +2360,7 @@
           <w:i/>
           <w:color w:val="000000"/>
         </w:rPr>
-        <w:t>workload/generator.py → workload/models.py</w:t>
+        <w:t>workload/generator.py -&gt; workload/models.py</w:t>
       </w:r>
     </w:p>
     <w:p>
@@ -2360,7 +2370,7 @@
           <w:color w:val="000000"/>
           <w:sz w:val="18"/>
         </w:rPr>
-        <w:t>Mermaid diagram — M1. Workload generator and dataset builder (Figure 4.1)</w:t>
+        <w:t>Mermaid diagram — M1. Workload generator and dataset builder (section 4)</w:t>
       </w:r>
     </w:p>
     <w:p>
@@ -2651,7 +2661,7 @@
         <w:rPr>
           <w:color w:val="000000"/>
         </w:rPr>
-        <w:t>Fingerprint and tag — SHA-256 workload fingerprint + split/repetition metadata.</w:t>
+        <w:t>Fingerprint and tag — SHA-256 workload fingerprint plus split and repetition metadata.</w:t>
       </w:r>
     </w:p>
     <w:p>
@@ -2687,7 +2697,7 @@
           <w:i/>
           <w:color w:val="000000"/>
         </w:rPr>
-        <w:t>scheduler/runtime.py — one iteration per decision epoch</w:t>
+        <w:t>scheduler/runtime.py - one iteration per decision epoch</w:t>
       </w:r>
     </w:p>
     <w:p>
@@ -2697,7 +2707,7 @@
           <w:color w:val="000000"/>
           <w:sz w:val="18"/>
         </w:rPr>
-        <w:t>Mermaid diagram — M2. Discrete-event runtime environment (Figure 4.2)</w:t>
+        <w:t>Mermaid diagram — M2. Discrete-event runtime environment (section 4)</w:t>
       </w:r>
     </w:p>
     <w:p>
@@ -2990,7 +3000,7 @@
         <w:rPr>
           <w:color w:val="000000"/>
         </w:rPr>
-        <w:t>Admit arrivals — all arrivals at or before the epoch, in (arrival_time, pid) order.</w:t>
+        <w:t>Admit arrivals — all arrivals at or before the epoch, in (arrival time, pid) order.</w:t>
       </w:r>
     </w:p>
     <w:p>
@@ -3008,7 +3018,7 @@
         <w:rPr>
           <w:color w:val="000000"/>
         </w:rPr>
-        <w:t>Freeze the observation — arrived/ready work only — the future stays private.</w:t>
+        <w:t>Freeze the observation — arrived and ready work only, the future stays private.</w:t>
       </w:r>
     </w:p>
     <w:p>
@@ -3044,7 +3054,7 @@
         <w:rPr>
           <w:color w:val="000000"/>
         </w:rPr>
-        <w:t>Charge the switch cost — 1 unit if the running PID changes; first dispatch is free.</w:t>
+        <w:t>Charge the switch cost — 1 unit if the running PID changes; the first dispatch is free.</w:t>
       </w:r>
     </w:p>
     <w:p>
@@ -3098,7 +3108,7 @@
         <w:rPr>
           <w:color w:val="000000"/>
         </w:rPr>
-        <w:t>Return the interval reward — r = −ΔW / q, measured by the environment.</w:t>
+        <w:t>Return the interval reward — r = -dW / q, measured by the environment.</w:t>
       </w:r>
     </w:p>
     <w:p>
@@ -3126,7 +3136,7 @@
           <w:color w:val="000000"/>
           <w:sz w:val="18"/>
         </w:rPr>
-        <w:t>Mermaid diagram — M3. Causal observation and state encoder (Figure 4.3)</w:t>
+        <w:t>Mermaid diagram — M3. Causal observation and state encoder (section 4)</w:t>
       </w:r>
     </w:p>
     <w:p>
@@ -3317,7 +3327,7 @@
         <w:rPr>
           <w:color w:val="000000"/>
         </w:rPr>
-        <w:t>Receive the observation — immutable RuntimeObservation (no Workload object).</w:t>
+        <w:t>Receive the observation — immutable RuntimeObservation, never a Workload object.</w:t>
       </w:r>
     </w:p>
     <w:p>
@@ -3371,7 +3381,7 @@
         <w:rPr>
           <w:color w:val="000000"/>
         </w:rPr>
-        <w:t>Flatten in mixed-radix order — 3 × 3 × 3 × 3 × 2 → one integer.</w:t>
+        <w:t>Flatten in mixed-radix order — 3 x 3 x 3 x 3 x 2 collapses to one integer.</w:t>
       </w:r>
     </w:p>
     <w:p>
@@ -3389,7 +3399,7 @@
         <w:rPr>
           <w:color w:val="000000"/>
         </w:rPr>
-        <w:t>Return the state index — s ∈ [0, 162); consumed by the controller only.</w:t>
+        <w:t>Return the state index — s in [0, 162), consumed by the controller only.</w:t>
       </w:r>
     </w:p>
     <w:p>
@@ -3417,7 +3427,7 @@
           <w:color w:val="000000"/>
           <w:sz w:val="18"/>
         </w:rPr>
-        <w:t>Mermaid diagram — M4. Sequential Q-learning controller (Figure 4.4)</w:t>
+        <w:t>Mermaid diagram — M4. Sequential Q-learning controller (section 4)</w:t>
       </w:r>
     </w:p>
     <w:p>
@@ -3654,7 +3664,7 @@
         <w:rPr>
           <w:color w:val="000000"/>
         </w:rPr>
-        <w:t>Select an action — training: ε-greedy + forced random on first visit; evaluation: greedy over visited actions.</w:t>
+        <w:t>Select an action — training: epsilon-greedy plus forced random on first visit; evaluation: greedy over visited actions.</w:t>
       </w:r>
     </w:p>
     <w:p>
@@ -3672,7 +3682,7 @@
         <w:rPr>
           <w:color w:val="000000"/>
         </w:rPr>
-        <w:t>Handle unseen states — explicit fallback to the causal heuristic (counted and reported).</w:t>
+        <w:t>Handle unseen states — explicit fallback to the causal heuristic, counted and reported.</w:t>
       </w:r>
     </w:p>
     <w:p>
@@ -3690,7 +3700,7 @@
         <w:rPr>
           <w:color w:val="000000"/>
         </w:rPr>
-        <w:t>Receive the reward — r = −ΔW / q from the environment.</w:t>
+        <w:t>Receive the reward — r = -dW / q from the environment.</w:t>
       </w:r>
     </w:p>
     <w:p>
@@ -3708,7 +3718,7 @@
         <w:rPr>
           <w:color w:val="000000"/>
         </w:rPr>
-        <w:t>Update the table — Q(s,a) += α(r + γ max_visited Q(s′,·) − Q(s,a)); terminal omits the bootstrap.</w:t>
+        <w:t>Update the table — Q(s,a) += alpha * (r + gamma * max over visited a' of Q(s',a') - Q(s,a)); terminal omits the bootstrap.</w:t>
       </w:r>
     </w:p>
     <w:p>
@@ -3734,7 +3744,7 @@
         <w:pStyle w:val="Heading2"/>
       </w:pPr>
       <w:r>
-        <w:t>M5. Experiment orchestration and evaluation</w:t>
+        <w:t>M5. Predeclared heuristic controller</w:t>
       </w:r>
     </w:p>
     <w:p>
@@ -3744,7 +3754,7 @@
           <w:i/>
           <w:color w:val="000000"/>
         </w:rPr>
-        <w:t>experiments/runtime_experiment.py</w:t>
+        <w:t>rl/runtime_heuristic.py - fixed rules, no learning</w:t>
       </w:r>
     </w:p>
     <w:p>
@@ -3754,7 +3764,7 @@
           <w:color w:val="000000"/>
           <w:sz w:val="18"/>
         </w:rPr>
-        <w:t>Mermaid diagram — M5. Experiment orchestration and evaluation (Figure 4.5)</w:t>
+        <w:t>Mermaid diagram — M5. Predeclared heuristic controller (section 4)</w:t>
       </w:r>
     </w:p>
     <w:p>
@@ -3796,7 +3806,7 @@
           <w:color w:val="000000"/>
           <w:sz w:val="18"/>
         </w:rPr>
-        <w:t xml:space="preserve">    N1["1. Build the three splits"]</w:t>
+        <w:t xml:space="preserve">    N1["1. Receive the observation"]</w:t>
       </w:r>
     </w:p>
     <w:p>
@@ -3810,7 +3820,7 @@
           <w:color w:val="000000"/>
           <w:sz w:val="18"/>
         </w:rPr>
-        <w:t xml:space="preserve">    N2["2. Assert split disjointness"]</w:t>
+        <w:t xml:space="preserve">    N2["2. Test the Round Robin rule"]</w:t>
       </w:r>
     </w:p>
     <w:p>
@@ -3824,7 +3834,7 @@
           <w:color w:val="000000"/>
           <w:sz w:val="18"/>
         </w:rPr>
-        <w:t xml:space="preserve">    N3["3. Train five agents"]</w:t>
+        <w:t xml:space="preserve">    N3["3. Test the Priority rule"]</w:t>
       </w:r>
     </w:p>
     <w:p>
@@ -3838,7 +3848,7 @@
           <w:color w:val="000000"/>
           <w:sz w:val="18"/>
         </w:rPr>
-        <w:t xml:space="preserve">    N4["4. Validate"]</w:t>
+        <w:t xml:space="preserve">    N4["4. Test the SJF rule"]</w:t>
       </w:r>
     </w:p>
     <w:p>
@@ -3852,7 +3862,7 @@
           <w:color w:val="000000"/>
           <w:sz w:val="18"/>
         </w:rPr>
-        <w:t xml:space="preserve">    N5["5. Run the held-out test"]</w:t>
+        <w:t xml:space="preserve">    N5["5. Fall through to FCFS"]</w:t>
       </w:r>
     </w:p>
     <w:p>
@@ -3866,7 +3876,7 @@
           <w:color w:val="000000"/>
           <w:sz w:val="18"/>
         </w:rPr>
-        <w:t xml:space="preserve">    N6["6. Compare pairwise"]</w:t>
+        <w:t xml:space="preserve">    N6["6. Return the action"]</w:t>
       </w:r>
     </w:p>
     <w:p>
@@ -3880,7 +3890,7 @@
           <w:color w:val="000000"/>
           <w:sz w:val="18"/>
         </w:rPr>
-        <w:t xml:space="preserve">    N7["7. Write the artifacts"]</w:t>
+        <w:t xml:space="preserve">    N1 --&gt; N2</w:t>
       </w:r>
     </w:p>
     <w:p>
@@ -3894,7 +3904,7 @@
           <w:color w:val="000000"/>
           <w:sz w:val="18"/>
         </w:rPr>
-        <w:t xml:space="preserve">    N1 --&gt; N2</w:t>
+        <w:t xml:space="preserve">    N2 --&gt; N3</w:t>
       </w:r>
     </w:p>
     <w:p>
@@ -3908,7 +3918,7 @@
           <w:color w:val="000000"/>
           <w:sz w:val="18"/>
         </w:rPr>
-        <w:t xml:space="preserve">    N2 --&gt; N3</w:t>
+        <w:t xml:space="preserve">    N3 --&gt; N4</w:t>
       </w:r>
     </w:p>
     <w:p>
@@ -3922,7 +3932,7 @@
           <w:color w:val="000000"/>
           <w:sz w:val="18"/>
         </w:rPr>
-        <w:t xml:space="preserve">    N3 --&gt; N4</w:t>
+        <w:t xml:space="preserve">    N4 --&gt; N5</w:t>
       </w:r>
     </w:p>
     <w:p>
@@ -3936,7 +3946,7 @@
           <w:color w:val="000000"/>
           <w:sz w:val="18"/>
         </w:rPr>
-        <w:t xml:space="preserve">    N4 --&gt; N5</w:t>
+        <w:t xml:space="preserve">    N5 --&gt; N6</w:t>
       </w:r>
     </w:p>
     <w:p>
@@ -3950,7 +3960,148 @@
           <w:color w:val="000000"/>
           <w:sz w:val="18"/>
         </w:rPr>
-        <w:t xml:space="preserve">    N5 --&gt; N6</w:t>
+        <w:t>```</w:t>
+      </w:r>
+    </w:p>
+    <w:p>
+      <w:pPr>
+        <w:spacing w:after="80"/>
+      </w:pPr>
+    </w:p>
+    <w:p>
+      <w:pPr>
+        <w:pStyle w:val="ListBullet"/>
+      </w:pPr>
+      <w:r>
+        <w:rPr>
+          <w:b/>
+          <w:color w:val="000000"/>
+        </w:rPr>
+        <w:t xml:space="preserve">Step 1: </w:t>
+      </w:r>
+      <w:r>
+        <w:rPr>
+          <w:color w:val="000000"/>
+        </w:rPr>
+        <w:t>Receive the observation — the same frozen RuntimeObservation the learner sees.</w:t>
+      </w:r>
+    </w:p>
+    <w:p>
+      <w:pPr>
+        <w:pStyle w:val="ListBullet"/>
+      </w:pPr>
+      <w:r>
+        <w:rPr>
+          <w:b/>
+          <w:color w:val="000000"/>
+        </w:rPr>
+        <w:t xml:space="preserve">Step 2: </w:t>
+      </w:r>
+      <w:r>
+        <w:rPr>
+          <w:color w:val="000000"/>
+        </w:rPr>
+        <w:t>Test the Round Robin rule — at least 3 ready jobs and mean arrival age &gt;= quantum.</w:t>
+      </w:r>
+    </w:p>
+    <w:p>
+      <w:pPr>
+        <w:pStyle w:val="ListBullet"/>
+      </w:pPr>
+      <w:r>
+        <w:rPr>
+          <w:b/>
+          <w:color w:val="000000"/>
+        </w:rPr>
+        <w:t xml:space="preserve">Step 3: </w:t>
+      </w:r>
+      <w:r>
+        <w:rPr>
+          <w:color w:val="000000"/>
+        </w:rPr>
+        <w:t>Test the Priority rule — at least 2 ready jobs with distinct priorities.</w:t>
+      </w:r>
+    </w:p>
+    <w:p>
+      <w:pPr>
+        <w:pStyle w:val="ListBullet"/>
+      </w:pPr>
+      <w:r>
+        <w:rPr>
+          <w:b/>
+          <w:color w:val="000000"/>
+        </w:rPr>
+        <w:t xml:space="preserve">Step 4: </w:t>
+      </w:r>
+      <w:r>
+        <w:rPr>
+          <w:color w:val="000000"/>
+        </w:rPr>
+        <w:t>Test the SJF rule — largest visible remaining burst &gt;= 2 x smallest visible burst.</w:t>
+      </w:r>
+    </w:p>
+    <w:p>
+      <w:pPr>
+        <w:pStyle w:val="ListBullet"/>
+      </w:pPr>
+      <w:r>
+        <w:rPr>
+          <w:b/>
+          <w:color w:val="000000"/>
+        </w:rPr>
+        <w:t xml:space="preserve">Step 5: </w:t>
+      </w:r>
+      <w:r>
+        <w:rPr>
+          <w:color w:val="000000"/>
+        </w:rPr>
+        <w:t>Fall through to FCFS — the default when none of the three rules fires.</w:t>
+      </w:r>
+    </w:p>
+    <w:p>
+      <w:pPr>
+        <w:pStyle w:val="ListBullet"/>
+      </w:pPr>
+      <w:r>
+        <w:rPr>
+          <w:b/>
+          <w:color w:val="000000"/>
+        </w:rPr>
+        <w:t xml:space="preserve">Step 6: </w:t>
+      </w:r>
+      <w:r>
+        <w:rPr>
+          <w:color w:val="000000"/>
+        </w:rPr>
+        <w:t>Return the action — deterministic; no state, no Q update, identical in training and evaluation.</w:t>
+      </w:r>
+    </w:p>
+    <w:p>
+      <w:pPr>
+        <w:pStyle w:val="Heading2"/>
+      </w:pPr>
+      <w:r>
+        <w:t>M6. Experiment orchestration, metrics and reporting</w:t>
+      </w:r>
+    </w:p>
+    <w:p>
+      <w:r>
+        <w:rPr>
+          <w:b w:val="0"/>
+          <w:i/>
+          <w:color w:val="000000"/>
+        </w:rPr>
+        <w:t>experiments/runtime_experiment.py, evaluation/metrics.py</w:t>
+      </w:r>
+    </w:p>
+    <w:p>
+      <w:r>
+        <w:rPr>
+          <w:i/>
+          <w:color w:val="000000"/>
+          <w:sz w:val="18"/>
+        </w:rPr>
+        <w:t>Mermaid diagram — M6. Experiment orchestration, metrics and reporting (section 4)</w:t>
       </w:r>
     </w:p>
     <w:p>
@@ -3964,7 +4115,7 @@
           <w:color w:val="000000"/>
           <w:sz w:val="18"/>
         </w:rPr>
-        <w:t xml:space="preserve">    N6 --&gt; N7</w:t>
+        <w:t>```mermaid</w:t>
       </w:r>
     </w:p>
     <w:p>
@@ -3978,166 +4129,7 @@
           <w:color w:val="000000"/>
           <w:sz w:val="18"/>
         </w:rPr>
-        <w:t>```</w:t>
-      </w:r>
-    </w:p>
-    <w:p>
-      <w:pPr>
-        <w:spacing w:after="80"/>
-      </w:pPr>
-    </w:p>
-    <w:p>
-      <w:pPr>
-        <w:pStyle w:val="ListBullet"/>
-      </w:pPr>
-      <w:r>
-        <w:rPr>
-          <w:b/>
-          <w:color w:val="000000"/>
-        </w:rPr>
-        <w:t xml:space="preserve">Step 1: </w:t>
-      </w:r>
-      <w:r>
-        <w:rPr>
-          <w:color w:val="000000"/>
-        </w:rPr>
-        <w:t>Build the three splits — independent seeded streams per split.</w:t>
-      </w:r>
-    </w:p>
-    <w:p>
-      <w:pPr>
-        <w:pStyle w:val="ListBullet"/>
-      </w:pPr>
-      <w:r>
-        <w:rPr>
-          <w:b/>
-          <w:color w:val="000000"/>
-        </w:rPr>
-        <w:t xml:space="preserve">Step 2: </w:t>
-      </w:r>
-      <w:r>
-        <w:rPr>
-          <w:color w:val="000000"/>
-        </w:rPr>
-        <w:t>Assert split disjointness — zero SHA-256 fingerprint overlap (fails loudly otherwise).</w:t>
-      </w:r>
-    </w:p>
-    <w:p>
-      <w:pPr>
-        <w:pStyle w:val="ListBullet"/>
-      </w:pPr>
-      <w:r>
-        <w:rPr>
-          <w:b/>
-          <w:color w:val="000000"/>
-        </w:rPr>
-        <w:t xml:space="preserve">Step 3: </w:t>
-      </w:r>
-      <w:r>
-        <w:rPr>
-          <w:color w:val="000000"/>
-        </w:rPr>
-        <w:t>Train five agents — 1,200 sequential episodes per seed, six families.</w:t>
-      </w:r>
-    </w:p>
-    <w:p>
-      <w:pPr>
-        <w:pStyle w:val="ListBullet"/>
-      </w:pPr>
-      <w:r>
-        <w:rPr>
-          <w:b/>
-          <w:color w:val="000000"/>
-        </w:rPr>
-        <w:t xml:space="preserve">Step 4: </w:t>
-      </w:r>
-      <w:r>
-        <w:rPr>
-          <w:color w:val="000000"/>
-        </w:rPr>
-        <w:t>Validate — 140 workloads — reporting and demo selection only, never tuning.</w:t>
-      </w:r>
-    </w:p>
-    <w:p>
-      <w:pPr>
-        <w:pStyle w:val="ListBullet"/>
-      </w:pPr>
-      <w:r>
-        <w:rPr>
-          <w:b/>
-          <w:color w:val="000000"/>
-        </w:rPr>
-        <w:t xml:space="preserve">Step 5: </w:t>
-      </w:r>
-      <w:r>
-        <w:rPr>
-          <w:color w:val="000000"/>
-        </w:rPr>
-        <w:t>Run the held-out test — 210 untouched workloads, greedy and read-only.</w:t>
-      </w:r>
-    </w:p>
-    <w:p>
-      <w:pPr>
-        <w:pStyle w:val="ListBullet"/>
-      </w:pPr>
-      <w:r>
-        <w:rPr>
-          <w:b/>
-          <w:color w:val="000000"/>
-        </w:rPr>
-        <w:t xml:space="preserve">Step 6: </w:t>
-      </w:r>
-      <w:r>
-        <w:rPr>
-          <w:color w:val="000000"/>
-        </w:rPr>
-        <w:t>Compare pairwise — paired differences + 1,000-replicate crossed bootstrap.</w:t>
-      </w:r>
-    </w:p>
-    <w:p>
-      <w:pPr>
-        <w:pStyle w:val="ListBullet"/>
-      </w:pPr>
-      <w:r>
-        <w:rPr>
-          <w:b/>
-          <w:color w:val="000000"/>
-        </w:rPr>
-        <w:t xml:space="preserve">Step 7: </w:t>
-      </w:r>
-      <w:r>
-        <w:rPr>
-          <w:color w:val="000000"/>
-        </w:rPr>
-        <w:t>Write the artifacts — CSV/JSON tables, Q table, coverage, demo trace, report.</w:t>
-      </w:r>
-    </w:p>
-    <w:p>
-      <w:pPr>
-        <w:pStyle w:val="Heading2"/>
-      </w:pPr>
-      <w:r>
-        <w:t>M6. Metrics and reporting</w:t>
-      </w:r>
-    </w:p>
-    <w:p>
-      <w:r>
-        <w:rPr>
-          <w:b w:val="0"/>
-          <w:i/>
-          <w:color w:val="000000"/>
-        </w:rPr>
-        <w:t>evaluation/metrics.py, evaluation/comparison.py</w:t>
-      </w:r>
-    </w:p>
-    <w:p>
-      <w:r>
-        <w:rPr>
-          <w:i/>
-          <w:color w:val="000000"/>
-          <w:sz w:val="18"/>
-        </w:rPr>
-        <w:t>Mermaid diagram — M6. Metrics and reporting (Figure 4.6)</w:t>
+        <w:t>flowchart TD</w:t>
       </w:r>
     </w:p>
     <w:p>
@@ -4151,7 +4143,7 @@
           <w:color w:val="000000"/>
           <w:sz w:val="18"/>
         </w:rPr>
-        <w:t>```mermaid</w:t>
+        <w:t xml:space="preserve">    N1["1. Build the three splits"]</w:t>
       </w:r>
     </w:p>
     <w:p>
@@ -4165,7 +4157,7 @@
           <w:color w:val="000000"/>
           <w:sz w:val="18"/>
         </w:rPr>
-        <w:t>flowchart TD</w:t>
+        <w:t xml:space="preserve">    N2["2. Assert split disjointness"]</w:t>
       </w:r>
     </w:p>
     <w:p>
@@ -4179,7 +4171,7 @@
           <w:color w:val="000000"/>
           <w:sz w:val="18"/>
         </w:rPr>
-        <w:t xml:space="preserve">    N1["1. Collect the schedule trace"]</w:t>
+        <w:t xml:space="preserve">    N3["3. Train five agents"]</w:t>
       </w:r>
     </w:p>
     <w:p>
@@ -4193,7 +4185,7 @@
           <w:color w:val="000000"/>
           <w:sz w:val="18"/>
         </w:rPr>
-        <w:t xml:space="preserve">    N2["2. Derive per-process times"]</w:t>
+        <w:t xml:space="preserve">    N4["4. Validate"]</w:t>
       </w:r>
     </w:p>
     <w:p>
@@ -4207,7 +4199,7 @@
           <w:color w:val="000000"/>
           <w:sz w:val="18"/>
         </w:rPr>
-        <w:t xml:space="preserve">    N3["3. Aggregate per workload"]</w:t>
+        <w:t xml:space="preserve">    N5["5. Run the held-out test"]</w:t>
       </w:r>
     </w:p>
     <w:p>
@@ -4221,7 +4213,7 @@
           <w:color w:val="000000"/>
           <w:sz w:val="18"/>
         </w:rPr>
-        <w:t xml:space="preserve">    N4["4. Aggregate per method and family"]</w:t>
+        <w:t xml:space="preserve">    N6["6. Derive metrics from the traces"]</w:t>
       </w:r>
     </w:p>
     <w:p>
@@ -4235,7 +4227,7 @@
           <w:color w:val="000000"/>
           <w:sz w:val="18"/>
         </w:rPr>
-        <w:t xml:space="preserve">    N5["5. Compute paired differences"]</w:t>
+        <w:t xml:space="preserve">    N7["7. Compare pairwise"]</w:t>
       </w:r>
     </w:p>
     <w:p>
@@ -4249,7 +4241,7 @@
           <w:color w:val="000000"/>
           <w:sz w:val="18"/>
         </w:rPr>
-        <w:t xml:space="preserve">    N6["6. Render the outputs"]</w:t>
+        <w:t xml:space="preserve">    N8["8. Write the artifacts"]</w:t>
       </w:r>
     </w:p>
     <w:p>
@@ -4333,6 +4325,34 @@
           <w:color w:val="000000"/>
           <w:sz w:val="18"/>
         </w:rPr>
+        <w:t xml:space="preserve">    N6 --&gt; N7</w:t>
+      </w:r>
+    </w:p>
+    <w:p>
+      <w:pPr>
+        <w:spacing w:after="0" w:before="0"/>
+        <w:ind w:left="360"/>
+      </w:pPr>
+      <w:r>
+        <w:rPr>
+          <w:rFonts w:ascii="Consolas" w:hAnsi="Consolas"/>
+          <w:color w:val="000000"/>
+          <w:sz w:val="18"/>
+        </w:rPr>
+        <w:t xml:space="preserve">    N7 --&gt; N8</w:t>
+      </w:r>
+    </w:p>
+    <w:p>
+      <w:pPr>
+        <w:spacing w:after="0" w:before="0"/>
+        <w:ind w:left="360"/>
+      </w:pPr>
+      <w:r>
+        <w:rPr>
+          <w:rFonts w:ascii="Consolas" w:hAnsi="Consolas"/>
+          <w:color w:val="000000"/>
+          <w:sz w:val="18"/>
+        </w:rPr>
         <w:t>```</w:t>
       </w:r>
     </w:p>
@@ -4356,7 +4376,7 @@
         <w:rPr>
           <w:color w:val="000000"/>
         </w:rPr>
-        <w:t>Collect the schedule trace — start/end time per (pid, segment).</w:t>
+        <w:t>Build the three splits — independent seeded streams for training, validation and test.</w:t>
       </w:r>
     </w:p>
     <w:p>
@@ -4374,7 +4394,7 @@
         <w:rPr>
           <w:color w:val="000000"/>
         </w:rPr>
-        <w:t>Derive per-process times — waiting, turnaround and response per process.</w:t>
+        <w:t>Assert split disjointness — zero SHA-256 fingerprint overlap, fails loudly otherwise.</w:t>
       </w:r>
     </w:p>
     <w:p>
@@ -4392,7 +4412,7 @@
         <w:rPr>
           <w:color w:val="000000"/>
         </w:rPr>
-        <w:t>Aggregate per workload — means, CPU utilisation, throughput, context switches.</w:t>
+        <w:t>Train five agents — 1,200 sequential episodes per seed over six families.</w:t>
       </w:r>
     </w:p>
     <w:p>
@@ -4410,7 +4430,7 @@
         <w:rPr>
           <w:color w:val="000000"/>
         </w:rPr>
-        <w:t>Aggregate per method and family — mean ± SD across workloads (and model seeds).</w:t>
+        <w:t>Validate — 140 workloads, used for reporting and demo selection only.</w:t>
       </w:r>
     </w:p>
     <w:p>
@@ -4428,7 +4448,7 @@
         <w:rPr>
           <w:color w:val="000000"/>
         </w:rPr>
-        <w:t>Compute paired differences — target − reference per workload, per seed for Q-learning.</w:t>
+        <w:t>Run the held-out test — 210 untouched workloads, greedy and read-only.</w:t>
       </w:r>
     </w:p>
     <w:p>
@@ -4446,7 +4466,43 @@
         <w:rPr>
           <w:color w:val="000000"/>
         </w:rPr>
-        <w:t>Render the outputs — CSV tables, summary JSON, markdown report, figures.</w:t>
+        <w:t>Derive metrics from the traces — waiting, turnaround, response, utilisation, throughput and context switches per workload.</w:t>
+      </w:r>
+    </w:p>
+    <w:p>
+      <w:pPr>
+        <w:pStyle w:val="ListBullet"/>
+      </w:pPr>
+      <w:r>
+        <w:rPr>
+          <w:b/>
+          <w:color w:val="000000"/>
+        </w:rPr>
+        <w:t xml:space="preserve">Step 7: </w:t>
+      </w:r>
+      <w:r>
+        <w:rPr>
+          <w:color w:val="000000"/>
+        </w:rPr>
+        <w:t>Compare pairwise — paired differences plus a 1,000-replicate crossed bootstrap.</w:t>
+      </w:r>
+    </w:p>
+    <w:p>
+      <w:pPr>
+        <w:pStyle w:val="ListBullet"/>
+      </w:pPr>
+      <w:r>
+        <w:rPr>
+          <w:b/>
+          <w:color w:val="000000"/>
+        </w:rPr>
+        <w:t xml:space="preserve">Step 8: </w:t>
+      </w:r>
+      <w:r>
+        <w:rPr>
+          <w:color w:val="000000"/>
+        </w:rPr>
+        <w:t>Write the artifacts — CSV tables, Q table, coverage, demo trace, summary JSON and the generated report.</w:t>
       </w:r>
     </w:p>
     <w:p>
@@ -6158,7 +6214,7 @@
           <w:color w:val="000000"/>
           <w:sz w:val="18"/>
         </w:rPr>
-        <w:t>Mermaid diagram — final-test mean waiting time (Figure 7.1)</w:t>
+        <w:t>Mermaid diagram — final-test mean waiting time (section 7.4)</w:t>
       </w:r>
     </w:p>
     <w:p>
@@ -6271,7 +6327,7 @@
           <w:color w:val="000000"/>
           <w:sz w:val="18"/>
         </w:rPr>
-        <w:t>Mermaid diagram — final-test mean response time (Figure 7.2)</w:t>
+        <w:t>Mermaid diagram — final-test mean response time (section 7.4)</w:t>
       </w:r>
     </w:p>
     <w:p>
@@ -6967,7 +7023,7 @@
         <w:pStyle w:val="Heading2"/>
       </w:pPr>
       <w:r>
-        <w:t>8.1 Demonstration 1 — automated verification</w:t>
+        <w:t>8.2 Outputs demonstrated by each module</w:t>
       </w:r>
     </w:p>
     <w:p>
@@ -6977,6 +7033,132 @@
           <w:i w:val="0"/>
           <w:color w:val="000000"/>
         </w:rPr>
+        <w:t>Each module is demonstrated by the output it actually produced in the recorded run:</w:t>
+      </w:r>
+    </w:p>
+    <w:p>
+      <w:pPr>
+        <w:pStyle w:val="ListBullet"/>
+      </w:pPr>
+      <w:r>
+        <w:rPr>
+          <w:b/>
+          <w:color w:val="000000"/>
+        </w:rPr>
+        <w:t xml:space="preserve">M1 - </w:t>
+      </w:r>
+      <w:r>
+        <w:rPr>
+          <w:color w:val="000000"/>
+        </w:rPr>
+        <w:t>6,350 manifest rows; 210 held-out workloads (3,150 processes) regenerated from the declared seeds, with the measured burst, arrival and priority statistics of section 5</w:t>
+      </w:r>
+    </w:p>
+    <w:p>
+      <w:pPr>
+        <w:pStyle w:val="ListBullet"/>
+      </w:pPr>
+      <w:r>
+        <w:rPr>
+          <w:b/>
+          <w:color w:val="000000"/>
+        </w:rPr>
+        <w:t xml:space="preserve">M2 - </w:t>
+      </w:r>
+      <w:r>
+        <w:rPr>
+          <w:color w:val="000000"/>
+        </w:rPr>
+        <w:t>2,100 final-test metric rows produced from simulated traces; fixed-action runs reproduce the standalone FCFS, SJF, Round Robin and Priority schedules exactly in the test suite</w:t>
+      </w:r>
+    </w:p>
+    <w:p>
+      <w:pPr>
+        <w:pStyle w:val="ListBullet"/>
+      </w:pPr>
+      <w:r>
+        <w:rPr>
+          <w:b/>
+          <w:color w:val="000000"/>
+        </w:rPr>
+        <w:t xml:space="preserve">M3 - </w:t>
+      </w:r>
+      <w:r>
+        <w:rPr>
+          <w:color w:val="000000"/>
+        </w:rPr>
+        <w:t>162-state encoder; 81-89 distinct states visited per agent during training</w:t>
+      </w:r>
+    </w:p>
+    <w:p>
+      <w:pPr>
+        <w:pStyle w:val="ListBullet"/>
+      </w:pPr>
+      <w:r>
+        <w:rPr>
+          <w:b/>
+          <w:color w:val="000000"/>
+        </w:rPr>
+        <w:t xml:space="preserve">M4 - </w:t>
+      </w:r>
+      <w:r>
+        <w:rPr>
+          <w:color w:val="000000"/>
+        </w:rPr>
+        <w:t>3,240 Q values stored; 267-276 of 648 state-action pairs visited; 1-3 counted unseen-state fallbacks per model on the held-out test</w:t>
+      </w:r>
+    </w:p>
+    <w:p>
+      <w:pPr>
+        <w:pStyle w:val="ListBullet"/>
+      </w:pPr>
+      <w:r>
+        <w:rPr>
+          <w:b/>
+          <w:color w:val="000000"/>
+        </w:rPr>
+        <w:t xml:space="preserve">M5 - </w:t>
+      </w:r>
+      <w:r>
+        <w:rPr>
+          <w:color w:val="000000"/>
+        </w:rPr>
+        <w:t>heuristic rows present for all 210 held-out workloads; mean waiting 203.404 with 3.21 policy switches per trace</w:t>
+      </w:r>
+    </w:p>
+    <w:p>
+      <w:pPr>
+        <w:pStyle w:val="ListBullet"/>
+      </w:pPr>
+      <w:r>
+        <w:rPr>
+          <w:b/>
+          <w:color w:val="000000"/>
+        </w:rPr>
+        <w:t xml:space="preserve">M6 - </w:t>
+      </w:r>
+      <w:r>
+        <w:rPr>
+          <w:color w:val="000000"/>
+        </w:rPr>
+        <w:t>36 paired comparisons with 95% bootstrap intervals, the coverage table, the learned-switch demo trace and the generated runtime_report.md</w:t>
+      </w:r>
+    </w:p>
+    <w:p>
+      <w:pPr>
+        <w:pStyle w:val="Heading2"/>
+      </w:pPr>
+      <w:r>
+        <w:t>8.3 Demonstration 1 — automated verification</w:t>
+      </w:r>
+    </w:p>
+    <w:p>
+      <w:r>
+        <w:rPr>
+          <w:b w:val="0"/>
+          <w:i w:val="0"/>
+          <w:color w:val="000000"/>
+        </w:rPr>
         <w:t>The suite collects 273 checks. Per-module counts, recorded while building this document:</w:t>
       </w:r>
     </w:p>
@@ -7331,7 +7513,7 @@
           <w:color w:val="000000"/>
           <w:sz w:val="18"/>
         </w:rPr>
-        <w:t>273 passed in 13.62s</w:t>
+        <w:t>273 passed in 11.88s</w:t>
       </w:r>
     </w:p>
     <w:p>
@@ -7344,7 +7526,7 @@
         <w:pStyle w:val="Heading2"/>
       </w:pPr>
       <w:r>
-        <w:t>8.2 Demonstration 2 — end-to-end run output</w:t>
+        <w:t>8.4 Demonstration 2 — end-to-end run output</w:t>
       </w:r>
     </w:p>
     <w:p>
@@ -7629,7 +7811,7 @@
         <w:pStyle w:val="Heading2"/>
       </w:pPr>
       <w:r>
-        <w:t>8.3 Demonstration 3 — learned behaviour</w:t>
+        <w:t>8.5 Demonstration 3 — learned behaviour</w:t>
       </w:r>
     </w:p>
     <w:p>
@@ -7649,7 +7831,7 @@
           <w:color w:val="000000"/>
           <w:sz w:val="18"/>
         </w:rPr>
-        <w:t>Mermaid diagram — illustrative validation trace, bars coloured by the policy chosen (Figure 8.2)</w:t>
+        <w:t>Mermaid diagram — illustrative validation trace, bars coloured by the policy chosen (section 8.5)</w:t>
       </w:r>
     </w:p>
     <w:p>
@@ -8264,7 +8446,7 @@
         <w:pStyle w:val="Heading2"/>
       </w:pPr>
       <w:r>
-        <w:t>8.4 Artifacts produced</w:t>
+        <w:t>8.6 Artifacts produced</w:t>
       </w:r>
     </w:p>
     <w:p>
